--- a/tests/corpus/05_sections.docx
+++ b/tests/corpus/05_sections.docx
@@ -661,7 +661,7 @@
     <w:link w:val="Heading1Char"/>
     <w:uiPriority w:val="9"/>
     <w:qFormat/>
-    <w:rsid w:val="00463613"/>
+    <w:rsid w:val="00A242C0"/>
     <w:pPr>
       <w:keepNext/>
       <w:keepLines/>
@@ -684,7 +684,7 @@
     <w:semiHidden/>
     <w:unhideWhenUsed/>
     <w:qFormat/>
-    <w:rsid w:val="00463613"/>
+    <w:rsid w:val="00A242C0"/>
     <w:pPr>
       <w:keepNext/>
       <w:keepLines/>
@@ -707,7 +707,7 @@
     <w:semiHidden/>
     <w:unhideWhenUsed/>
     <w:qFormat/>
-    <w:rsid w:val="00463613"/>
+    <w:rsid w:val="00A242C0"/>
     <w:pPr>
       <w:keepNext/>
       <w:keepLines/>
@@ -730,7 +730,7 @@
     <w:semiHidden/>
     <w:unhideWhenUsed/>
     <w:qFormat/>
-    <w:rsid w:val="00463613"/>
+    <w:rsid w:val="00A242C0"/>
     <w:pPr>
       <w:keepNext/>
       <w:keepLines/>
@@ -753,7 +753,7 @@
     <w:semiHidden/>
     <w:unhideWhenUsed/>
     <w:qFormat/>
-    <w:rsid w:val="00463613"/>
+    <w:rsid w:val="00A242C0"/>
     <w:pPr>
       <w:keepNext/>
       <w:keepLines/>
@@ -774,7 +774,7 @@
     <w:semiHidden/>
     <w:unhideWhenUsed/>
     <w:qFormat/>
-    <w:rsid w:val="00463613"/>
+    <w:rsid w:val="00A242C0"/>
     <w:pPr>
       <w:keepNext/>
       <w:keepLines/>
@@ -797,7 +797,7 @@
     <w:semiHidden/>
     <w:unhideWhenUsed/>
     <w:qFormat/>
-    <w:rsid w:val="00463613"/>
+    <w:rsid w:val="00A242C0"/>
     <w:pPr>
       <w:keepNext/>
       <w:keepLines/>
@@ -818,7 +818,7 @@
     <w:semiHidden/>
     <w:unhideWhenUsed/>
     <w:qFormat/>
-    <w:rsid w:val="00463613"/>
+    <w:rsid w:val="00A242C0"/>
     <w:pPr>
       <w:keepNext/>
       <w:keepLines/>
@@ -841,7 +841,7 @@
     <w:semiHidden/>
     <w:unhideWhenUsed/>
     <w:qFormat/>
-    <w:rsid w:val="00463613"/>
+    <w:rsid w:val="00A242C0"/>
     <w:pPr>
       <w:keepNext/>
       <w:keepLines/>
@@ -885,7 +885,7 @@
     <w:basedOn w:val="DefaultParagraphFont"/>
     <w:link w:val="Heading1"/>
     <w:uiPriority w:val="9"/>
-    <w:rsid w:val="00463613"/>
+    <w:rsid w:val="00A242C0"/>
     <w:rPr>
       <w:rFonts w:asciiTheme="majorHAnsi" w:eastAsiaTheme="majorEastAsia" w:hAnsiTheme="majorHAnsi" w:cstheme="majorBidi"/>
       <w:color w:val="2F5496" w:themeColor="accent1" w:themeShade="BF"/>
@@ -899,7 +899,7 @@
     <w:link w:val="Heading2"/>
     <w:uiPriority w:val="9"/>
     <w:semiHidden/>
-    <w:rsid w:val="00463613"/>
+    <w:rsid w:val="00A242C0"/>
     <w:rPr>
       <w:rFonts w:asciiTheme="majorHAnsi" w:eastAsiaTheme="majorEastAsia" w:hAnsiTheme="majorHAnsi" w:cstheme="majorBidi"/>
       <w:color w:val="2F5496" w:themeColor="accent1" w:themeShade="BF"/>
@@ -913,7 +913,7 @@
     <w:link w:val="Heading3"/>
     <w:uiPriority w:val="9"/>
     <w:semiHidden/>
-    <w:rsid w:val="00463613"/>
+    <w:rsid w:val="00A242C0"/>
     <w:rPr>
       <w:rFonts w:eastAsiaTheme="majorEastAsia" w:cstheme="majorBidi"/>
       <w:color w:val="2F5496" w:themeColor="accent1" w:themeShade="BF"/>
@@ -927,7 +927,7 @@
     <w:link w:val="Heading4"/>
     <w:uiPriority w:val="9"/>
     <w:semiHidden/>
-    <w:rsid w:val="00463613"/>
+    <w:rsid w:val="00A242C0"/>
     <w:rPr>
       <w:rFonts w:eastAsiaTheme="majorEastAsia" w:cstheme="majorBidi"/>
       <w:i/>
@@ -941,7 +941,7 @@
     <w:link w:val="Heading5"/>
     <w:uiPriority w:val="9"/>
     <w:semiHidden/>
-    <w:rsid w:val="00463613"/>
+    <w:rsid w:val="00A242C0"/>
     <w:rPr>
       <w:rFonts w:eastAsiaTheme="majorEastAsia" w:cstheme="majorBidi"/>
       <w:color w:val="2F5496" w:themeColor="accent1" w:themeShade="BF"/>
@@ -953,7 +953,7 @@
     <w:link w:val="Heading6"/>
     <w:uiPriority w:val="9"/>
     <w:semiHidden/>
-    <w:rsid w:val="00463613"/>
+    <w:rsid w:val="00A242C0"/>
     <w:rPr>
       <w:rFonts w:eastAsiaTheme="majorEastAsia" w:cstheme="majorBidi"/>
       <w:i/>
@@ -967,7 +967,7 @@
     <w:link w:val="Heading7"/>
     <w:uiPriority w:val="9"/>
     <w:semiHidden/>
-    <w:rsid w:val="00463613"/>
+    <w:rsid w:val="00A242C0"/>
     <w:rPr>
       <w:rFonts w:eastAsiaTheme="majorEastAsia" w:cstheme="majorBidi"/>
       <w:color w:val="595959" w:themeColor="text1" w:themeTint="A6"/>
@@ -979,7 +979,7 @@
     <w:link w:val="Heading8"/>
     <w:uiPriority w:val="9"/>
     <w:semiHidden/>
-    <w:rsid w:val="00463613"/>
+    <w:rsid w:val="00A242C0"/>
     <w:rPr>
       <w:rFonts w:eastAsiaTheme="majorEastAsia" w:cstheme="majorBidi"/>
       <w:i/>
@@ -993,7 +993,7 @@
     <w:link w:val="Heading9"/>
     <w:uiPriority w:val="9"/>
     <w:semiHidden/>
-    <w:rsid w:val="00463613"/>
+    <w:rsid w:val="00A242C0"/>
     <w:rPr>
       <w:rFonts w:eastAsiaTheme="majorEastAsia" w:cstheme="majorBidi"/>
       <w:color w:val="272727" w:themeColor="text1" w:themeTint="D8"/>
@@ -1006,7 +1006,7 @@
     <w:link w:val="TitleChar"/>
     <w:uiPriority w:val="10"/>
     <w:qFormat/>
-    <w:rsid w:val="00463613"/>
+    <w:rsid w:val="00A242C0"/>
     <w:pPr>
       <w:spacing w:after="80" w:line="240" w:lineRule="auto"/>
       <w:contextualSpacing/>
@@ -1024,7 +1024,7 @@
     <w:basedOn w:val="DefaultParagraphFont"/>
     <w:link w:val="Title"/>
     <w:uiPriority w:val="10"/>
-    <w:rsid w:val="00463613"/>
+    <w:rsid w:val="00A242C0"/>
     <w:rPr>
       <w:rFonts w:asciiTheme="majorHAnsi" w:eastAsiaTheme="majorEastAsia" w:hAnsiTheme="majorHAnsi" w:cstheme="majorBidi"/>
       <w:spacing w:val="-10"/>
@@ -1040,7 +1040,7 @@
     <w:link w:val="SubtitleChar"/>
     <w:uiPriority w:val="11"/>
     <w:qFormat/>
-    <w:rsid w:val="00463613"/>
+    <w:rsid w:val="00A242C0"/>
     <w:pPr>
       <w:numPr>
         <w:ilvl w:val="1"/>
@@ -1059,7 +1059,7 @@
     <w:basedOn w:val="DefaultParagraphFont"/>
     <w:link w:val="Subtitle"/>
     <w:uiPriority w:val="11"/>
-    <w:rsid w:val="00463613"/>
+    <w:rsid w:val="00A242C0"/>
     <w:rPr>
       <w:rFonts w:eastAsiaTheme="majorEastAsia" w:cstheme="majorBidi"/>
       <w:color w:val="595959" w:themeColor="text1" w:themeTint="A6"/>
@@ -1075,7 +1075,7 @@
     <w:link w:val="QuoteChar"/>
     <w:uiPriority w:val="29"/>
     <w:qFormat/>
-    <w:rsid w:val="00463613"/>
+    <w:rsid w:val="00A242C0"/>
     <w:pPr>
       <w:spacing w:before="160"/>
       <w:jc w:val="center"/>
@@ -1091,7 +1091,7 @@
     <w:basedOn w:val="DefaultParagraphFont"/>
     <w:link w:val="Quote"/>
     <w:uiPriority w:val="29"/>
-    <w:rsid w:val="00463613"/>
+    <w:rsid w:val="00A242C0"/>
     <w:rPr>
       <w:i/>
       <w:iCs/>
@@ -1103,7 +1103,7 @@
     <w:basedOn w:val="Normal"/>
     <w:uiPriority w:val="34"/>
     <w:qFormat/>
-    <w:rsid w:val="00463613"/>
+    <w:rsid w:val="00A242C0"/>
     <w:pPr>
       <w:ind w:left="720"/>
       <w:contextualSpacing/>
@@ -1114,7 +1114,7 @@
     <w:basedOn w:val="DefaultParagraphFont"/>
     <w:uiPriority w:val="21"/>
     <w:qFormat/>
-    <w:rsid w:val="00463613"/>
+    <w:rsid w:val="00A242C0"/>
     <w:rPr>
       <w:i/>
       <w:iCs/>
@@ -1128,7 +1128,7 @@
     <w:link w:val="IntenseQuoteChar"/>
     <w:uiPriority w:val="30"/>
     <w:qFormat/>
-    <w:rsid w:val="00463613"/>
+    <w:rsid w:val="00A242C0"/>
     <w:pPr>
       <w:pBdr>
         <w:top w:val="single" w:sz="4" w:space="10" w:color="2F5496" w:themeColor="accent1" w:themeShade="BF"/>
@@ -1149,7 +1149,7 @@
     <w:basedOn w:val="DefaultParagraphFont"/>
     <w:link w:val="IntenseQuote"/>
     <w:uiPriority w:val="30"/>
-    <w:rsid w:val="00463613"/>
+    <w:rsid w:val="00A242C0"/>
     <w:rPr>
       <w:i/>
       <w:iCs/>
@@ -1161,7 +1161,7 @@
     <w:basedOn w:val="DefaultParagraphFont"/>
     <w:uiPriority w:val="32"/>
     <w:qFormat/>
-    <w:rsid w:val="00463613"/>
+    <w:rsid w:val="00A242C0"/>
     <w:rPr>
       <w:b/>
       <w:bCs/>
@@ -1176,7 +1176,7 @@
     <w:link w:val="HeaderChar"/>
     <w:uiPriority w:val="99"/>
     <w:unhideWhenUsed/>
-    <w:rsid w:val="00463613"/>
+    <w:rsid w:val="00A242C0"/>
     <w:pPr>
       <w:tabs>
         <w:tab w:val="center" w:pos="4513"/>
@@ -1190,7 +1190,7 @@
     <w:basedOn w:val="DefaultParagraphFont"/>
     <w:link w:val="Header"/>
     <w:uiPriority w:val="99"/>
-    <w:rsid w:val="00463613"/>
+    <w:rsid w:val="00A242C0"/>
   </w:style>
   <w:style w:type="paragraph" w:styleId="Footer">
     <w:name w:val="footer"/>
@@ -1198,7 +1198,7 @@
     <w:link w:val="FooterChar"/>
     <w:uiPriority w:val="99"/>
     <w:unhideWhenUsed/>
-    <w:rsid w:val="00463613"/>
+    <w:rsid w:val="00A242C0"/>
     <w:pPr>
       <w:tabs>
         <w:tab w:val="center" w:pos="4513"/>
@@ -1212,7 +1212,7 @@
     <w:basedOn w:val="DefaultParagraphFont"/>
     <w:link w:val="Footer"/>
     <w:uiPriority w:val="99"/>
-    <w:rsid w:val="00463613"/>
+    <w:rsid w:val="00A242C0"/>
   </w:style>
   <w:style w:type="character" w:styleId="PageNumber">
     <w:name w:val="page number"/>
@@ -1220,7 +1220,7 @@
     <w:uiPriority w:val="99"/>
     <w:semiHidden/>
     <w:unhideWhenUsed/>
-    <w:rsid w:val="00463613"/>
+    <w:rsid w:val="00A242C0"/>
   </w:style>
 </w:styles>
 </file>

--- a/tests/corpus/05_sections.docx
+++ b/tests/corpus/05_sections.docx
@@ -52,7 +52,6 @@
     </w:p>
     <w:p>
       <w:r>
-        <w:lastRenderedPageBreak/>
         <w:t>After a page break.</w:t>
       </w:r>
     </w:p>
@@ -661,7 +660,7 @@
     <w:link w:val="Heading1Char"/>
     <w:uiPriority w:val="9"/>
     <w:qFormat/>
-    <w:rsid w:val="00A242C0"/>
+    <w:rsid w:val="007C2D88"/>
     <w:pPr>
       <w:keepNext/>
       <w:keepLines/>
@@ -684,7 +683,7 @@
     <w:semiHidden/>
     <w:unhideWhenUsed/>
     <w:qFormat/>
-    <w:rsid w:val="00A242C0"/>
+    <w:rsid w:val="007C2D88"/>
     <w:pPr>
       <w:keepNext/>
       <w:keepLines/>
@@ -707,7 +706,7 @@
     <w:semiHidden/>
     <w:unhideWhenUsed/>
     <w:qFormat/>
-    <w:rsid w:val="00A242C0"/>
+    <w:rsid w:val="007C2D88"/>
     <w:pPr>
       <w:keepNext/>
       <w:keepLines/>
@@ -730,7 +729,7 @@
     <w:semiHidden/>
     <w:unhideWhenUsed/>
     <w:qFormat/>
-    <w:rsid w:val="00A242C0"/>
+    <w:rsid w:val="007C2D88"/>
     <w:pPr>
       <w:keepNext/>
       <w:keepLines/>
@@ -753,7 +752,7 @@
     <w:semiHidden/>
     <w:unhideWhenUsed/>
     <w:qFormat/>
-    <w:rsid w:val="00A242C0"/>
+    <w:rsid w:val="007C2D88"/>
     <w:pPr>
       <w:keepNext/>
       <w:keepLines/>
@@ -774,7 +773,7 @@
     <w:semiHidden/>
     <w:unhideWhenUsed/>
     <w:qFormat/>
-    <w:rsid w:val="00A242C0"/>
+    <w:rsid w:val="007C2D88"/>
     <w:pPr>
       <w:keepNext/>
       <w:keepLines/>
@@ -797,7 +796,7 @@
     <w:semiHidden/>
     <w:unhideWhenUsed/>
     <w:qFormat/>
-    <w:rsid w:val="00A242C0"/>
+    <w:rsid w:val="007C2D88"/>
     <w:pPr>
       <w:keepNext/>
       <w:keepLines/>
@@ -818,7 +817,7 @@
     <w:semiHidden/>
     <w:unhideWhenUsed/>
     <w:qFormat/>
-    <w:rsid w:val="00A242C0"/>
+    <w:rsid w:val="007C2D88"/>
     <w:pPr>
       <w:keepNext/>
       <w:keepLines/>
@@ -841,7 +840,7 @@
     <w:semiHidden/>
     <w:unhideWhenUsed/>
     <w:qFormat/>
-    <w:rsid w:val="00A242C0"/>
+    <w:rsid w:val="007C2D88"/>
     <w:pPr>
       <w:keepNext/>
       <w:keepLines/>
@@ -885,7 +884,7 @@
     <w:basedOn w:val="DefaultParagraphFont"/>
     <w:link w:val="Heading1"/>
     <w:uiPriority w:val="9"/>
-    <w:rsid w:val="00A242C0"/>
+    <w:rsid w:val="007C2D88"/>
     <w:rPr>
       <w:rFonts w:asciiTheme="majorHAnsi" w:eastAsiaTheme="majorEastAsia" w:hAnsiTheme="majorHAnsi" w:cstheme="majorBidi"/>
       <w:color w:val="2F5496" w:themeColor="accent1" w:themeShade="BF"/>
@@ -899,7 +898,7 @@
     <w:link w:val="Heading2"/>
     <w:uiPriority w:val="9"/>
     <w:semiHidden/>
-    <w:rsid w:val="00A242C0"/>
+    <w:rsid w:val="007C2D88"/>
     <w:rPr>
       <w:rFonts w:asciiTheme="majorHAnsi" w:eastAsiaTheme="majorEastAsia" w:hAnsiTheme="majorHAnsi" w:cstheme="majorBidi"/>
       <w:color w:val="2F5496" w:themeColor="accent1" w:themeShade="BF"/>
@@ -913,7 +912,7 @@
     <w:link w:val="Heading3"/>
     <w:uiPriority w:val="9"/>
     <w:semiHidden/>
-    <w:rsid w:val="00A242C0"/>
+    <w:rsid w:val="007C2D88"/>
     <w:rPr>
       <w:rFonts w:eastAsiaTheme="majorEastAsia" w:cstheme="majorBidi"/>
       <w:color w:val="2F5496" w:themeColor="accent1" w:themeShade="BF"/>
@@ -927,7 +926,7 @@
     <w:link w:val="Heading4"/>
     <w:uiPriority w:val="9"/>
     <w:semiHidden/>
-    <w:rsid w:val="00A242C0"/>
+    <w:rsid w:val="007C2D88"/>
     <w:rPr>
       <w:rFonts w:eastAsiaTheme="majorEastAsia" w:cstheme="majorBidi"/>
       <w:i/>
@@ -941,7 +940,7 @@
     <w:link w:val="Heading5"/>
     <w:uiPriority w:val="9"/>
     <w:semiHidden/>
-    <w:rsid w:val="00A242C0"/>
+    <w:rsid w:val="007C2D88"/>
     <w:rPr>
       <w:rFonts w:eastAsiaTheme="majorEastAsia" w:cstheme="majorBidi"/>
       <w:color w:val="2F5496" w:themeColor="accent1" w:themeShade="BF"/>
@@ -953,7 +952,7 @@
     <w:link w:val="Heading6"/>
     <w:uiPriority w:val="9"/>
     <w:semiHidden/>
-    <w:rsid w:val="00A242C0"/>
+    <w:rsid w:val="007C2D88"/>
     <w:rPr>
       <w:rFonts w:eastAsiaTheme="majorEastAsia" w:cstheme="majorBidi"/>
       <w:i/>
@@ -967,7 +966,7 @@
     <w:link w:val="Heading7"/>
     <w:uiPriority w:val="9"/>
     <w:semiHidden/>
-    <w:rsid w:val="00A242C0"/>
+    <w:rsid w:val="007C2D88"/>
     <w:rPr>
       <w:rFonts w:eastAsiaTheme="majorEastAsia" w:cstheme="majorBidi"/>
       <w:color w:val="595959" w:themeColor="text1" w:themeTint="A6"/>
@@ -979,7 +978,7 @@
     <w:link w:val="Heading8"/>
     <w:uiPriority w:val="9"/>
     <w:semiHidden/>
-    <w:rsid w:val="00A242C0"/>
+    <w:rsid w:val="007C2D88"/>
     <w:rPr>
       <w:rFonts w:eastAsiaTheme="majorEastAsia" w:cstheme="majorBidi"/>
       <w:i/>
@@ -993,7 +992,7 @@
     <w:link w:val="Heading9"/>
     <w:uiPriority w:val="9"/>
     <w:semiHidden/>
-    <w:rsid w:val="00A242C0"/>
+    <w:rsid w:val="007C2D88"/>
     <w:rPr>
       <w:rFonts w:eastAsiaTheme="majorEastAsia" w:cstheme="majorBidi"/>
       <w:color w:val="272727" w:themeColor="text1" w:themeTint="D8"/>
@@ -1006,7 +1005,7 @@
     <w:link w:val="TitleChar"/>
     <w:uiPriority w:val="10"/>
     <w:qFormat/>
-    <w:rsid w:val="00A242C0"/>
+    <w:rsid w:val="007C2D88"/>
     <w:pPr>
       <w:spacing w:after="80" w:line="240" w:lineRule="auto"/>
       <w:contextualSpacing/>
@@ -1024,7 +1023,7 @@
     <w:basedOn w:val="DefaultParagraphFont"/>
     <w:link w:val="Title"/>
     <w:uiPriority w:val="10"/>
-    <w:rsid w:val="00A242C0"/>
+    <w:rsid w:val="007C2D88"/>
     <w:rPr>
       <w:rFonts w:asciiTheme="majorHAnsi" w:eastAsiaTheme="majorEastAsia" w:hAnsiTheme="majorHAnsi" w:cstheme="majorBidi"/>
       <w:spacing w:val="-10"/>
@@ -1040,7 +1039,7 @@
     <w:link w:val="SubtitleChar"/>
     <w:uiPriority w:val="11"/>
     <w:qFormat/>
-    <w:rsid w:val="00A242C0"/>
+    <w:rsid w:val="007C2D88"/>
     <w:pPr>
       <w:numPr>
         <w:ilvl w:val="1"/>
@@ -1059,7 +1058,7 @@
     <w:basedOn w:val="DefaultParagraphFont"/>
     <w:link w:val="Subtitle"/>
     <w:uiPriority w:val="11"/>
-    <w:rsid w:val="00A242C0"/>
+    <w:rsid w:val="007C2D88"/>
     <w:rPr>
       <w:rFonts w:eastAsiaTheme="majorEastAsia" w:cstheme="majorBidi"/>
       <w:color w:val="595959" w:themeColor="text1" w:themeTint="A6"/>
@@ -1075,7 +1074,7 @@
     <w:link w:val="QuoteChar"/>
     <w:uiPriority w:val="29"/>
     <w:qFormat/>
-    <w:rsid w:val="00A242C0"/>
+    <w:rsid w:val="007C2D88"/>
     <w:pPr>
       <w:spacing w:before="160"/>
       <w:jc w:val="center"/>
@@ -1091,7 +1090,7 @@
     <w:basedOn w:val="DefaultParagraphFont"/>
     <w:link w:val="Quote"/>
     <w:uiPriority w:val="29"/>
-    <w:rsid w:val="00A242C0"/>
+    <w:rsid w:val="007C2D88"/>
     <w:rPr>
       <w:i/>
       <w:iCs/>
@@ -1103,7 +1102,7 @@
     <w:basedOn w:val="Normal"/>
     <w:uiPriority w:val="34"/>
     <w:qFormat/>
-    <w:rsid w:val="00A242C0"/>
+    <w:rsid w:val="007C2D88"/>
     <w:pPr>
       <w:ind w:left="720"/>
       <w:contextualSpacing/>
@@ -1114,7 +1113,7 @@
     <w:basedOn w:val="DefaultParagraphFont"/>
     <w:uiPriority w:val="21"/>
     <w:qFormat/>
-    <w:rsid w:val="00A242C0"/>
+    <w:rsid w:val="007C2D88"/>
     <w:rPr>
       <w:i/>
       <w:iCs/>
@@ -1128,7 +1127,7 @@
     <w:link w:val="IntenseQuoteChar"/>
     <w:uiPriority w:val="30"/>
     <w:qFormat/>
-    <w:rsid w:val="00A242C0"/>
+    <w:rsid w:val="007C2D88"/>
     <w:pPr>
       <w:pBdr>
         <w:top w:val="single" w:sz="4" w:space="10" w:color="2F5496" w:themeColor="accent1" w:themeShade="BF"/>
@@ -1149,7 +1148,7 @@
     <w:basedOn w:val="DefaultParagraphFont"/>
     <w:link w:val="IntenseQuote"/>
     <w:uiPriority w:val="30"/>
-    <w:rsid w:val="00A242C0"/>
+    <w:rsid w:val="007C2D88"/>
     <w:rPr>
       <w:i/>
       <w:iCs/>
@@ -1161,7 +1160,7 @@
     <w:basedOn w:val="DefaultParagraphFont"/>
     <w:uiPriority w:val="32"/>
     <w:qFormat/>
-    <w:rsid w:val="00A242C0"/>
+    <w:rsid w:val="007C2D88"/>
     <w:rPr>
       <w:b/>
       <w:bCs/>
@@ -1176,7 +1175,7 @@
     <w:link w:val="HeaderChar"/>
     <w:uiPriority w:val="99"/>
     <w:unhideWhenUsed/>
-    <w:rsid w:val="00A242C0"/>
+    <w:rsid w:val="007C2D88"/>
     <w:pPr>
       <w:tabs>
         <w:tab w:val="center" w:pos="4513"/>
@@ -1190,7 +1189,7 @@
     <w:basedOn w:val="DefaultParagraphFont"/>
     <w:link w:val="Header"/>
     <w:uiPriority w:val="99"/>
-    <w:rsid w:val="00A242C0"/>
+    <w:rsid w:val="007C2D88"/>
   </w:style>
   <w:style w:type="paragraph" w:styleId="Footer">
     <w:name w:val="footer"/>
@@ -1198,7 +1197,7 @@
     <w:link w:val="FooterChar"/>
     <w:uiPriority w:val="99"/>
     <w:unhideWhenUsed/>
-    <w:rsid w:val="00A242C0"/>
+    <w:rsid w:val="007C2D88"/>
     <w:pPr>
       <w:tabs>
         <w:tab w:val="center" w:pos="4513"/>
@@ -1212,7 +1211,7 @@
     <w:basedOn w:val="DefaultParagraphFont"/>
     <w:link w:val="Footer"/>
     <w:uiPriority w:val="99"/>
-    <w:rsid w:val="00A242C0"/>
+    <w:rsid w:val="007C2D88"/>
   </w:style>
   <w:style w:type="character" w:styleId="PageNumber">
     <w:name w:val="page number"/>
@@ -1220,7 +1219,7 @@
     <w:uiPriority w:val="99"/>
     <w:semiHidden/>
     <w:unhideWhenUsed/>
-    <w:rsid w:val="00A242C0"/>
+    <w:rsid w:val="007C2D88"/>
   </w:style>
 </w:styles>
 </file>

--- a/tests/corpus/05_sections.docx
+++ b/tests/corpus/05_sections.docx
@@ -660,7 +660,7 @@
     <w:link w:val="Heading1Char"/>
     <w:uiPriority w:val="9"/>
     <w:qFormat/>
-    <w:rsid w:val="007C2D88"/>
+    <w:rsid w:val="0057111F"/>
     <w:pPr>
       <w:keepNext/>
       <w:keepLines/>
@@ -683,7 +683,7 @@
     <w:semiHidden/>
     <w:unhideWhenUsed/>
     <w:qFormat/>
-    <w:rsid w:val="007C2D88"/>
+    <w:rsid w:val="0057111F"/>
     <w:pPr>
       <w:keepNext/>
       <w:keepLines/>
@@ -706,7 +706,7 @@
     <w:semiHidden/>
     <w:unhideWhenUsed/>
     <w:qFormat/>
-    <w:rsid w:val="007C2D88"/>
+    <w:rsid w:val="0057111F"/>
     <w:pPr>
       <w:keepNext/>
       <w:keepLines/>
@@ -729,7 +729,7 @@
     <w:semiHidden/>
     <w:unhideWhenUsed/>
     <w:qFormat/>
-    <w:rsid w:val="007C2D88"/>
+    <w:rsid w:val="0057111F"/>
     <w:pPr>
       <w:keepNext/>
       <w:keepLines/>
@@ -752,7 +752,7 @@
     <w:semiHidden/>
     <w:unhideWhenUsed/>
     <w:qFormat/>
-    <w:rsid w:val="007C2D88"/>
+    <w:rsid w:val="0057111F"/>
     <w:pPr>
       <w:keepNext/>
       <w:keepLines/>
@@ -773,7 +773,7 @@
     <w:semiHidden/>
     <w:unhideWhenUsed/>
     <w:qFormat/>
-    <w:rsid w:val="007C2D88"/>
+    <w:rsid w:val="0057111F"/>
     <w:pPr>
       <w:keepNext/>
       <w:keepLines/>
@@ -796,7 +796,7 @@
     <w:semiHidden/>
     <w:unhideWhenUsed/>
     <w:qFormat/>
-    <w:rsid w:val="007C2D88"/>
+    <w:rsid w:val="0057111F"/>
     <w:pPr>
       <w:keepNext/>
       <w:keepLines/>
@@ -817,7 +817,7 @@
     <w:semiHidden/>
     <w:unhideWhenUsed/>
     <w:qFormat/>
-    <w:rsid w:val="007C2D88"/>
+    <w:rsid w:val="0057111F"/>
     <w:pPr>
       <w:keepNext/>
       <w:keepLines/>
@@ -840,7 +840,7 @@
     <w:semiHidden/>
     <w:unhideWhenUsed/>
     <w:qFormat/>
-    <w:rsid w:val="007C2D88"/>
+    <w:rsid w:val="0057111F"/>
     <w:pPr>
       <w:keepNext/>
       <w:keepLines/>
@@ -884,7 +884,7 @@
     <w:basedOn w:val="DefaultParagraphFont"/>
     <w:link w:val="Heading1"/>
     <w:uiPriority w:val="9"/>
-    <w:rsid w:val="007C2D88"/>
+    <w:rsid w:val="0057111F"/>
     <w:rPr>
       <w:rFonts w:asciiTheme="majorHAnsi" w:eastAsiaTheme="majorEastAsia" w:hAnsiTheme="majorHAnsi" w:cstheme="majorBidi"/>
       <w:color w:val="2F5496" w:themeColor="accent1" w:themeShade="BF"/>
@@ -898,7 +898,7 @@
     <w:link w:val="Heading2"/>
     <w:uiPriority w:val="9"/>
     <w:semiHidden/>
-    <w:rsid w:val="007C2D88"/>
+    <w:rsid w:val="0057111F"/>
     <w:rPr>
       <w:rFonts w:asciiTheme="majorHAnsi" w:eastAsiaTheme="majorEastAsia" w:hAnsiTheme="majorHAnsi" w:cstheme="majorBidi"/>
       <w:color w:val="2F5496" w:themeColor="accent1" w:themeShade="BF"/>
@@ -912,7 +912,7 @@
     <w:link w:val="Heading3"/>
     <w:uiPriority w:val="9"/>
     <w:semiHidden/>
-    <w:rsid w:val="007C2D88"/>
+    <w:rsid w:val="0057111F"/>
     <w:rPr>
       <w:rFonts w:eastAsiaTheme="majorEastAsia" w:cstheme="majorBidi"/>
       <w:color w:val="2F5496" w:themeColor="accent1" w:themeShade="BF"/>
@@ -926,7 +926,7 @@
     <w:link w:val="Heading4"/>
     <w:uiPriority w:val="9"/>
     <w:semiHidden/>
-    <w:rsid w:val="007C2D88"/>
+    <w:rsid w:val="0057111F"/>
     <w:rPr>
       <w:rFonts w:eastAsiaTheme="majorEastAsia" w:cstheme="majorBidi"/>
       <w:i/>
@@ -940,7 +940,7 @@
     <w:link w:val="Heading5"/>
     <w:uiPriority w:val="9"/>
     <w:semiHidden/>
-    <w:rsid w:val="007C2D88"/>
+    <w:rsid w:val="0057111F"/>
     <w:rPr>
       <w:rFonts w:eastAsiaTheme="majorEastAsia" w:cstheme="majorBidi"/>
       <w:color w:val="2F5496" w:themeColor="accent1" w:themeShade="BF"/>
@@ -952,7 +952,7 @@
     <w:link w:val="Heading6"/>
     <w:uiPriority w:val="9"/>
     <w:semiHidden/>
-    <w:rsid w:val="007C2D88"/>
+    <w:rsid w:val="0057111F"/>
     <w:rPr>
       <w:rFonts w:eastAsiaTheme="majorEastAsia" w:cstheme="majorBidi"/>
       <w:i/>
@@ -966,7 +966,7 @@
     <w:link w:val="Heading7"/>
     <w:uiPriority w:val="9"/>
     <w:semiHidden/>
-    <w:rsid w:val="007C2D88"/>
+    <w:rsid w:val="0057111F"/>
     <w:rPr>
       <w:rFonts w:eastAsiaTheme="majorEastAsia" w:cstheme="majorBidi"/>
       <w:color w:val="595959" w:themeColor="text1" w:themeTint="A6"/>
@@ -978,7 +978,7 @@
     <w:link w:val="Heading8"/>
     <w:uiPriority w:val="9"/>
     <w:semiHidden/>
-    <w:rsid w:val="007C2D88"/>
+    <w:rsid w:val="0057111F"/>
     <w:rPr>
       <w:rFonts w:eastAsiaTheme="majorEastAsia" w:cstheme="majorBidi"/>
       <w:i/>
@@ -992,7 +992,7 @@
     <w:link w:val="Heading9"/>
     <w:uiPriority w:val="9"/>
     <w:semiHidden/>
-    <w:rsid w:val="007C2D88"/>
+    <w:rsid w:val="0057111F"/>
     <w:rPr>
       <w:rFonts w:eastAsiaTheme="majorEastAsia" w:cstheme="majorBidi"/>
       <w:color w:val="272727" w:themeColor="text1" w:themeTint="D8"/>
@@ -1005,7 +1005,7 @@
     <w:link w:val="TitleChar"/>
     <w:uiPriority w:val="10"/>
     <w:qFormat/>
-    <w:rsid w:val="007C2D88"/>
+    <w:rsid w:val="0057111F"/>
     <w:pPr>
       <w:spacing w:after="80" w:line="240" w:lineRule="auto"/>
       <w:contextualSpacing/>
@@ -1023,7 +1023,7 @@
     <w:basedOn w:val="DefaultParagraphFont"/>
     <w:link w:val="Title"/>
     <w:uiPriority w:val="10"/>
-    <w:rsid w:val="007C2D88"/>
+    <w:rsid w:val="0057111F"/>
     <w:rPr>
       <w:rFonts w:asciiTheme="majorHAnsi" w:eastAsiaTheme="majorEastAsia" w:hAnsiTheme="majorHAnsi" w:cstheme="majorBidi"/>
       <w:spacing w:val="-10"/>
@@ -1039,7 +1039,7 @@
     <w:link w:val="SubtitleChar"/>
     <w:uiPriority w:val="11"/>
     <w:qFormat/>
-    <w:rsid w:val="007C2D88"/>
+    <w:rsid w:val="0057111F"/>
     <w:pPr>
       <w:numPr>
         <w:ilvl w:val="1"/>
@@ -1058,7 +1058,7 @@
     <w:basedOn w:val="DefaultParagraphFont"/>
     <w:link w:val="Subtitle"/>
     <w:uiPriority w:val="11"/>
-    <w:rsid w:val="007C2D88"/>
+    <w:rsid w:val="0057111F"/>
     <w:rPr>
       <w:rFonts w:eastAsiaTheme="majorEastAsia" w:cstheme="majorBidi"/>
       <w:color w:val="595959" w:themeColor="text1" w:themeTint="A6"/>
@@ -1074,7 +1074,7 @@
     <w:link w:val="QuoteChar"/>
     <w:uiPriority w:val="29"/>
     <w:qFormat/>
-    <w:rsid w:val="007C2D88"/>
+    <w:rsid w:val="0057111F"/>
     <w:pPr>
       <w:spacing w:before="160"/>
       <w:jc w:val="center"/>
@@ -1090,7 +1090,7 @@
     <w:basedOn w:val="DefaultParagraphFont"/>
     <w:link w:val="Quote"/>
     <w:uiPriority w:val="29"/>
-    <w:rsid w:val="007C2D88"/>
+    <w:rsid w:val="0057111F"/>
     <w:rPr>
       <w:i/>
       <w:iCs/>
@@ -1102,7 +1102,7 @@
     <w:basedOn w:val="Normal"/>
     <w:uiPriority w:val="34"/>
     <w:qFormat/>
-    <w:rsid w:val="007C2D88"/>
+    <w:rsid w:val="0057111F"/>
     <w:pPr>
       <w:ind w:left="720"/>
       <w:contextualSpacing/>
@@ -1113,7 +1113,7 @@
     <w:basedOn w:val="DefaultParagraphFont"/>
     <w:uiPriority w:val="21"/>
     <w:qFormat/>
-    <w:rsid w:val="007C2D88"/>
+    <w:rsid w:val="0057111F"/>
     <w:rPr>
       <w:i/>
       <w:iCs/>
@@ -1127,7 +1127,7 @@
     <w:link w:val="IntenseQuoteChar"/>
     <w:uiPriority w:val="30"/>
     <w:qFormat/>
-    <w:rsid w:val="007C2D88"/>
+    <w:rsid w:val="0057111F"/>
     <w:pPr>
       <w:pBdr>
         <w:top w:val="single" w:sz="4" w:space="10" w:color="2F5496" w:themeColor="accent1" w:themeShade="BF"/>
@@ -1148,7 +1148,7 @@
     <w:basedOn w:val="DefaultParagraphFont"/>
     <w:link w:val="IntenseQuote"/>
     <w:uiPriority w:val="30"/>
-    <w:rsid w:val="007C2D88"/>
+    <w:rsid w:val="0057111F"/>
     <w:rPr>
       <w:i/>
       <w:iCs/>
@@ -1160,7 +1160,7 @@
     <w:basedOn w:val="DefaultParagraphFont"/>
     <w:uiPriority w:val="32"/>
     <w:qFormat/>
-    <w:rsid w:val="007C2D88"/>
+    <w:rsid w:val="0057111F"/>
     <w:rPr>
       <w:b/>
       <w:bCs/>
@@ -1175,7 +1175,7 @@
     <w:link w:val="HeaderChar"/>
     <w:uiPriority w:val="99"/>
     <w:unhideWhenUsed/>
-    <w:rsid w:val="007C2D88"/>
+    <w:rsid w:val="0057111F"/>
     <w:pPr>
       <w:tabs>
         <w:tab w:val="center" w:pos="4513"/>
@@ -1189,7 +1189,7 @@
     <w:basedOn w:val="DefaultParagraphFont"/>
     <w:link w:val="Header"/>
     <w:uiPriority w:val="99"/>
-    <w:rsid w:val="007C2D88"/>
+    <w:rsid w:val="0057111F"/>
   </w:style>
   <w:style w:type="paragraph" w:styleId="Footer">
     <w:name w:val="footer"/>
@@ -1197,7 +1197,7 @@
     <w:link w:val="FooterChar"/>
     <w:uiPriority w:val="99"/>
     <w:unhideWhenUsed/>
-    <w:rsid w:val="007C2D88"/>
+    <w:rsid w:val="0057111F"/>
     <w:pPr>
       <w:tabs>
         <w:tab w:val="center" w:pos="4513"/>
@@ -1211,7 +1211,7 @@
     <w:basedOn w:val="DefaultParagraphFont"/>
     <w:link w:val="Footer"/>
     <w:uiPriority w:val="99"/>
-    <w:rsid w:val="007C2D88"/>
+    <w:rsid w:val="0057111F"/>
   </w:style>
   <w:style w:type="character" w:styleId="PageNumber">
     <w:name w:val="page number"/>
@@ -1219,7 +1219,7 @@
     <w:uiPriority w:val="99"/>
     <w:semiHidden/>
     <w:unhideWhenUsed/>
-    <w:rsid w:val="007C2D88"/>
+    <w:rsid w:val="0057111F"/>
   </w:style>
 </w:styles>
 </file>
